--- a/HW03_DP2.docx
+++ b/HW03_DP2.docx
@@ -94,8 +94,16 @@
           <w:lang w:eastAsia="zh-CN"/>
         </w:rPr>
       </w:pPr>
+      <w:commentRangeStart w:id="0"/>
       <w:r>
         <w:t xml:space="preserve">The ALU performs arithmetic calculations and logical operations inside the CPU, such as </w:t>
+      </w:r>
+      <w:commentRangeEnd w:id="0"/>
+      <w:r>
+        <w:rPr>
+          <w:rStyle w:val="CommentReference"/>
+        </w:rPr>
+        <w:commentReference w:id="0"/>
       </w:r>
     </w:p>
     <w:p>
@@ -314,9 +322,17 @@
           <w:lang w:eastAsia="zh-CN"/>
         </w:rPr>
       </w:pPr>
+      <w:commentRangeStart w:id="1"/>
       <w:r>
         <w:lastRenderedPageBreak/>
         <w:t xml:space="preserve">A bus architecture is used because it reduces the number of separate connections required </w:t>
+      </w:r>
+      <w:commentRangeEnd w:id="1"/>
+      <w:r>
+        <w:rPr>
+          <w:rStyle w:val="CommentReference"/>
+        </w:rPr>
+        <w:commentReference w:id="1"/>
       </w:r>
     </w:p>
     <w:p>
@@ -1004,9 +1020,17 @@
           <w:lang w:eastAsia="zh-CN"/>
         </w:rPr>
       </w:pPr>
+      <w:commentRangeStart w:id="2"/>
       <w:r>
         <w:lastRenderedPageBreak/>
         <w:t xml:space="preserve">Unicode is used in addition to ASCII because ASCII can represent only a limited number of </w:t>
+      </w:r>
+      <w:commentRangeEnd w:id="2"/>
+      <w:r>
+        <w:rPr>
+          <w:rStyle w:val="CommentReference"/>
+        </w:rPr>
+        <w:commentReference w:id="2"/>
       </w:r>
     </w:p>
     <w:p>
@@ -4461,8 +4485,16 @@
           <w:lang w:eastAsia="zh-CN"/>
         </w:rPr>
       </w:pPr>
+      <w:commentRangeStart w:id="3"/>
       <w:r>
         <w:t xml:space="preserve">Overflow occurs when two numbers with the same sign are added but the result has the </w:t>
+      </w:r>
+      <w:commentRangeEnd w:id="3"/>
+      <w:r>
+        <w:rPr>
+          <w:rStyle w:val="CommentReference"/>
+        </w:rPr>
+        <w:commentReference w:id="3"/>
       </w:r>
     </w:p>
     <w:p>
@@ -4516,6 +4548,75 @@
     </w:sectPr>
   </w:body>
 </w:document>
+</file>
+
+<file path=word/comments.xml><?xml version="1.0" encoding="utf-8"?>
+<w:comments xmlns:a="http://schemas.openxmlformats.org/drawingml/2006/main" xmlns:pic="http://schemas.openxmlformats.org/drawingml/2006/picture" xmlns:r="http://schemas.openxmlformats.org/officeDocument/2006/relationships" xmlns:w="http://schemas.openxmlformats.org/wordprocessingml/2006/main" xmlns:wp="http://schemas.openxmlformats.org/drawingml/2006/wordprocessingDrawing" xmlns:mc="http://schemas.openxmlformats.org/markup-compatibility/2006" xmlns:a14="http://schemas.microsoft.com/office/drawing/2010/main" xmlns:w14="http://schemas.microsoft.com/office/word/2010/wordml" xmlns:wpc="http://schemas.microsoft.com/office/word/2010/wordprocessingCanvas">
+  <w:comment w:id="0" w:author="Teacher" w:initials="T" w:date="2026-10-07T14:23:27Z">
+    <w:p>
+      <w:pPr>
+        <w:pStyle w:val="CommentText"/>
+      </w:pPr>
+      <w:r>
+        <w:rPr>
+          <w:rStyle w:val="CommentReference"/>
+        </w:rPr>
+        <w:annotationRef/>
+      </w:r>
+      <w:r>
+        <w:t>Q1(a)  3/4 - You cover arithmetic, logical, comparison and bitwise operations - three of the four mark points. The missing point is that the ALU works UNDER THE DIRECTION OF THE CONTROL UNIT, taking its operands from registers and returning its result to a register. (-1)</w:t>
+      </w:r>
+    </w:p>
+  </w:comment>
+  <w:comment w:id="1" w:author="Teacher" w:initials="T" w:date="2026-10-07T14:23:27Z">
+    <w:p>
+      <w:pPr>
+        <w:pStyle w:val="CommentText"/>
+      </w:pPr>
+      <w:r>
+        <w:rPr>
+          <w:rStyle w:val="CommentReference"/>
+        </w:rPr>
+        <w:annotationRef/>
+      </w:r>
+      <w:r>
+        <w:t>Q2(a)  0/4 - 0/4 - this answer is about BUSES, not about cache. It repeats what you wrote in Q1(b) word for word, so it looks like a copy-paste slip. The question asked why a cache is used, referring to the speeds of the CPU and RAM: the CPU runs at GHz while RAM runs at MHz, so fetching everything from RAM would leave the CPU waiting; cache is small, very fast memory sitting between the CPU and RAM that holds frequently accessed data. Your Q2(b) and Q2(c) are both completely correct, so you clearly know this material - please be careful with copy-paste.</w:t>
+      </w:r>
+    </w:p>
+  </w:comment>
+  <w:comment w:id="2" w:author="Teacher" w:initials="T" w:date="2026-10-07T14:23:27Z">
+    <w:p>
+      <w:pPr>
+        <w:pStyle w:val="CommentText"/>
+      </w:pPr>
+      <w:r>
+        <w:rPr>
+          <w:rStyle w:val="CommentReference"/>
+        </w:rPr>
+        <w:annotationRef/>
+      </w:r>
+      <w:r>
+        <w:t>Q5(a)  3/4 - You explain correctly that ASCII cannot represent the characters of other languages. For the full 4 marks, also give the concrete limitation: ASCII uses only 7 bits and can represent just 128 characters. (-1)</w:t>
+      </w:r>
+    </w:p>
+  </w:comment>
+  <w:comment w:id="3" w:author="Teacher" w:initials="T" w:date="2026-10-07T14:23:27Z">
+    <w:p>
+      <w:pPr>
+        <w:pStyle w:val="CommentText"/>
+      </w:pPr>
+      <w:r>
+        <w:rPr>
+          <w:rStyle w:val="CommentReference"/>
+        </w:rPr>
+        <w:annotationRef/>
+      </w:r>
+      <w:r>
+        <w:t>Q9(c)  2/3 - Your sign rule is exactly right and earns 2 of the 3 marks. The remaining mark is for stating the RANGE: an 8-bit two's complement number can only hold -128 to +127, so overflow means the true result falls outside that range. (-1)</w:t>
+      </w:r>
+    </w:p>
+  </w:comment>
+</w:comments>
 </file>
 
 <file path=word/endnotes.xml><?xml version="1.0" encoding="utf-8"?>
